--- a/DocumentacaoFinal/INTEGRA_2026_Entrega_7_08_Catalogo_de_Comandos_e_Tipos_de_Erro.docx
+++ b/DocumentacaoFinal/INTEGRA_2026_Entrega_7_08_Catalogo_de_Comandos_e_Tipos_de_Erro.docx
@@ -605,7 +605,7 @@
                 <w:szCs w:val="17"/>
                 <w:lang w:val="pt-BR"/>
               </w:rPr>
-              <w:t xml:space="preserve">Pedido de Natã da Silva Baracho: transformar o tipo de comando em lista fechada, preparando os comandos automáticos, e criar um catálogo de erros com os casos do lacre, do cilindro, do GPS, da rota e dos comandos.</w:t>
+              <w:t xml:space="preserve">Síntese das instruções dadas à IA. Contexto: o tipo de comando da válvula aceitava qualquer texto. Tarefa: transformar o tipo de comando em lista fechada, preparando os comandos automáticos, e criar um catálogo de tipos de erro para lacre, cilindro, GPS, rota e comandos. Restrições: definir as regras com o responsável antes de codar. Entrega esperada: código, catálogo, testes e relatório.</w:t>
             </w:r>
           </w:p>
         </w:tc>
@@ -883,7 +883,7 @@
                 <w:szCs w:val="17"/>
                 <w:lang w:val="pt-BR"/>
               </w:rPr>
-              <w:t xml:space="preserve">Suíte automatizada com 57 de 57 casos; migração testada com 4 comandos antigos; Roteiro no oxide.db real, com o banco restaurado idêntico (checksum SHA-256 igual). Aprovado por Natã da Silva Baracho.</w:t>
+              <w:t xml:space="preserve">Natã da Silva Baracho, responsável pelo backend, leu o relatório de teste, conferiu os resultados com o que tinha pedido e respondeu o questionário de validação. Aprovou a entrega em 06/10/2026. Evidências do relatório: suíte com 57 de 57 casos; migração testada com 4 comandos antigos; roteiro no oxide.db real, com o banco restaurado idêntico (checksum SHA-256 igual). Os testes foram executados pela IA; a decisão de aprovar foi do responsável.</w:t>
             </w:r>
           </w:p>
         </w:tc>
